--- a/notizie/online-il-nuovo-sito/italia-israele-alessandria-2026-10-15-online-il-nuovo-sito.docx
+++ b/notizie/online-il-nuovo-sito/italia-israele-alessandria-2026-10-15-online-il-nuovo-sito.docx
@@ -347,7 +347,7 @@
             <a:graphicData uri="http://schemas.openxmlformats.org/drawingml/2006/picture">
               <pic:pic>
                 <pic:nvPicPr>
-                  <pic:cNvPr id="0" name="logo-italia-israele-alessandria.png"/>
+                  <pic:cNvPr id="0" name="itaisral-logo.png"/>
                   <pic:cNvPicPr/>
                 </pic:nvPicPr>
                 <pic:blipFill>
